--- a/frais/pbp_tpl.docx
+++ b/frais/pbp_tpl.docx
@@ -81,7 +81,7 @@
           <w:sz w:val="32"/>
           <w:szCs w:val="16"/>
         </w:rPr>
-        <w:t>Détails de la transaction de stationnement</w:t>
+        <w:t xml:space="preserve">Détails de la transaction de stationnement  </w:t>
       </w:r>
     </w:p>
     <w:p>
@@ -142,6 +142,47 @@
           <w:b w:val="false"/>
           <w:i w:val="false"/>
         </w:rPr>
+      </w:r>
+    </w:p>
+    <w:p>
+      <w:pPr>
+        <w:pStyle w:val="Normal"/>
+        <w:widowControl/>
+        <w:tabs>
+          <w:tab w:val="clear" w:pos="709"/>
+          <w:tab w:val="right" w:pos="8500" w:leader="none"/>
+        </w:tabs>
+        <w:suppressAutoHyphens w:val="true"/>
+        <w:bidi w:val="0"/>
+        <w:spacing w:lineRule="auto" w:line="360" w:before="283" w:after="0"/>
+        <w:ind w:left="2268" w:right="2268" w:hanging="0"/>
+        <w:jc w:val="left"/>
+        <w:rPr>
+          <w:sz w:val="20"/>
+          <w:szCs w:val="24"/>
+        </w:rPr>
+      </w:pPr>
+      <w:r>
+        <w:rPr>
+          <w:rFonts w:ascii="sans-serif;Arial" w:hAnsi="sans-serif;Arial"/>
+          <w:b w:val="false"/>
+          <w:i w:val="false"/>
+          <w:sz w:val="18"/>
+          <w:szCs w:val="24"/>
+        </w:rPr>
+        <w:t>Parking</w:t>
+        <w:tab/>
+        <w:t>l</w:t>
+      </w:r>
+      <w:r>
+        <w:rPr>
+          <w:rFonts w:ascii="sans-serif;Arial" w:hAnsi="sans-serif;Arial"/>
+          <w:b w:val="false"/>
+          <w:i w:val="false"/>
+          <w:sz w:val="18"/>
+          <w:szCs w:val="24"/>
+        </w:rPr>
+        <w:t>e {{ date_2 }}</w:t>
       </w:r>
     </w:p>
     <w:p>
@@ -294,15 +335,7 @@
         <w:br/>
         <w:t>Immatriculation</w:t>
         <w:tab/>
-        <w:t>F</w:t>
-      </w:r>
-      <w:r>
-        <w:rPr>
-          <w:rFonts w:ascii="sans-serif;Arial" w:hAnsi="sans-serif;Arial"/>
-          <w:sz w:val="18"/>
-          <w:szCs w:val="18"/>
-        </w:rPr>
-        <w:t>Z698DR</w:t>
+        <w:t>FZ698DR</w:t>
       </w:r>
     </w:p>
     <w:p>

--- a/frais/pbp_tpl.docx
+++ b/frais/pbp_tpl.docx
@@ -172,17 +172,7 @@
         </w:rPr>
         <w:t>Parking</w:t>
         <w:tab/>
-        <w:t>l</w:t>
-      </w:r>
-      <w:r>
-        <w:rPr>
-          <w:rFonts w:ascii="sans-serif;Arial" w:hAnsi="sans-serif;Arial"/>
-          <w:b w:val="false"/>
-          <w:i w:val="false"/>
-          <w:sz w:val="18"/>
-          <w:szCs w:val="24"/>
-        </w:rPr>
-        <w:t>e {{ date_2 }}</w:t>
+        <w:t>le {{ date_2 }}</w:t>
       </w:r>
     </w:p>
     <w:p>
@@ -335,7 +325,14 @@
         <w:br/>
         <w:t>Immatriculation</w:t>
         <w:tab/>
-        <w:t>FZ698DR</w:t>
+      </w:r>
+      <w:r>
+        <w:rPr>
+          <w:rFonts w:ascii="sans-serif;Arial" w:hAnsi="sans-serif;Arial"/>
+          <w:sz w:val="18"/>
+          <w:szCs w:val="18"/>
+        </w:rPr>
+        <w:t>GM320TT</w:t>
       </w:r>
     </w:p>
     <w:p>
@@ -589,7 +586,7 @@
     <w:pPr>
       <w:widowControl/>
       <w:suppressAutoHyphens w:val="true"/>
-      <w:overflowPunct w:val="true"/>
+      <w:overflowPunct w:val="false"/>
       <w:bidi w:val="0"/>
       <w:spacing w:before="0" w:after="0"/>
       <w:jc w:val="left"/>
